--- a/paperwork/templates/WS1_reviewed.docx
+++ b/paperwork/templates/WS1_reviewed.docx
@@ -19,61 +19,16 @@
     </w:p>
     <w:p>
       <w:pPr>
+        <w:spacing w:line="288" w:lineRule="auto"/>
         <w:rPr>
           <w:lang w:eastAsia="zh-TW"/>
         </w:rPr>
       </w:pPr>
       <w:r>
         <w:rPr>
-          <w:sz w:val="22"/>
-          <w:lang w:eastAsia="zh-TW"/>
-        </w:rPr>
-        <w:t>姓名：_____________</w:t>
-      </w:r>
-      <w:r>
-        <w:rPr>
-          <w:rFonts w:ascii="新細明體" w:eastAsia="新細明體" w:hAnsi="新細明體" w:cs="新細明體" w:hint="eastAsia"/>
-          <w:sz w:val="22"/>
-          <w:lang w:eastAsia="zh-TW"/>
-        </w:rPr>
-        <w:t>＿＿＿＿</w:t>
-      </w:r>
-      <w:r>
-        <w:rPr>
-          <w:sz w:val="22"/>
-          <w:lang w:eastAsia="zh-TW"/>
-        </w:rPr>
-        <w:t xml:space="preserve">_____　</w:t>
-      </w:r>
-      <w:r>
-        <w:rPr>
-          <w:rFonts w:ascii="新細明體" w:eastAsia="新細明體" w:hAnsi="新細明體" w:cs="新細明體" w:hint="eastAsia"/>
-          <w:sz w:val="22"/>
-          <w:lang w:eastAsia="zh-TW"/>
-        </w:rPr>
-        <w:t xml:space="preserve">　　　　　　　　　　　　　　</w:t>
-      </w:r>
-      <w:r>
-        <w:rPr>
-          <w:sz w:val="22"/>
-          <w:lang w:eastAsia="zh-TW"/>
-        </w:rPr>
-        <w:t>班別（學號）：________</w:t>
-      </w:r>
-      <w:r>
-        <w:rPr>
-          <w:rFonts w:ascii="新細明體" w:eastAsia="新細明體" w:hAnsi="新細明體" w:cs="新細明體" w:hint="eastAsia"/>
-          <w:sz w:val="22"/>
-          <w:lang w:eastAsia="zh-TW"/>
-        </w:rPr>
-        <w:t>＿＿＿</w:t>
-      </w:r>
-      <w:r>
-        <w:rPr>
-          <w:sz w:val="22"/>
-          <w:lang w:eastAsia="zh-TW"/>
-        </w:rPr>
-        <w:t>__________</w:t>
+          <w:sz w:val="24"/>
+        </w:rPr>
+        <w:t>姓名：________________　　班別：________　　學號：________</w:t>
       </w:r>
     </w:p>
     <w:p>

--- a/paperwork/templates/WS1_reviewed.docx
+++ b/paperwork/templates/WS1_reviewed.docx
@@ -42,7 +42,7 @@
           <w:sz w:val="22"/>
           <w:lang w:eastAsia="zh-TW"/>
         </w:rPr>
-        <w:t>請先閱讀「課題需知」，再根據提供的情境及模擬結果作答。紅色粗體為重點詞彙，並非正誤提示。本工作紙毋須操作虛擬實驗室。</w:t>
+        <w:t>請先閱讀「課題需知」，再根據提供的情境及模擬結果作答。</w:t>
       </w:r>
     </w:p>
     <w:p>

--- a/paperwork/templates/WS1_reviewed.docx
+++ b/paperwork/templates/WS1_reviewed.docx
@@ -466,7 +466,6 @@
         <w:rPr>
           <w:lang w:eastAsia="zh-TW"/>
         </w:rPr>
-        <w:lastRenderedPageBreak/>
         <w:t>部分</w:t>
       </w:r>
       <w:r>
@@ -1025,7 +1024,6 @@
         <w:rPr>
           <w:lang w:eastAsia="zh-TW"/>
         </w:rPr>
-        <w:lastRenderedPageBreak/>
         <w:t>部分</w:t>
       </w:r>
       <w:r>
@@ -1144,7 +1142,7 @@
         <w:rPr>
           <w:lang w:eastAsia="zh-TW"/>
         </w:rPr>
-        <w:t>消化液 X 最主要使脂質變成 （混濁乳狀液 ／ 清澈溶液）。</w:t>
+        <w:t>加入消化液 X 後，主要觀察到 （混濁乳狀液 ／ 油層消失）。</w:t>
       </w:r>
     </w:p>
     <w:p>
@@ -1262,7 +1260,7 @@
         <w:rPr>
           <w:lang w:eastAsia="zh-TW"/>
         </w:rPr>
-        <w:t>我們只觀察油層、混濁或清澈的外觀，沒有檢測消化產物。以下哪個說法最恰當？</w:t>
+        <w:t>我們只觀察油層是否存在及混濁程度，沒有檢測消化產物。以下哪個說法最恰當？</w:t>
       </w:r>
     </w:p>
     <w:p>
@@ -1316,7 +1314,7 @@
         <w:rPr>
           <w:lang w:eastAsia="zh-TW"/>
         </w:rPr>
-        <w:t>B. 只要混合物清澈，就已完全證明脂質分解成</w:t>
+        <w:t>B. 只要油層消失，就已完全證明脂質分解成</w:t>
       </w:r>
       <w:r>
         <w:rPr>
@@ -1359,7 +1357,6 @@
         <w:rPr>
           <w:lang w:eastAsia="zh-TW"/>
         </w:rPr>
-        <w:lastRenderedPageBreak/>
         <w:t>部分</w:t>
       </w:r>
       <w:r>
